--- a/hin/docx/65.content.docx
+++ b/hin/docx/65.content.docx
@@ -136,13 +136,6 @@
         <w:rPr>
           <w:lang w:val="hi_IN" w:bidi="hi_IN"/>
         </w:rPr>
-      </w:r>
-      <w:r>
-        <w:rPr>
-          <w:i/>
-          <w:lang w:val="hi_IN" w:bidi="hi_IN"/>
-        </w:rPr>
-        <w:t>यहूदा 1:1, यहूदा 1:1 (#2), यहूदा 1:1 (#3), यहूदा 1:2, यहूदा 1:3, यहूदा 1:3 (#2), यहूदा 1:4, यहूदा 1:4 (#2), यूहदा 1:5, यहूदा 1:5 (#2), यहूदा 1:6, यहूदा 1:7, यहूदा 1:8, यहूदा 1:9, यहूदा 1:12, यहूदा 1:14, यहूदा 1:15, यहूदा 1:16, यहूदा 1:17, यहूदा 1:19, यहूदा 1:20, यहूदा 1:21, यहूदा 1:22–23, यहूदा 1:24–25, यहूदा 1:25, यहूदा 1:25 (#2)</w:t>
       </w:r>
       <w:r>
         <w:rPr>

--- a/hin/docx/65.content.docx
+++ b/hin/docx/65.content.docx
@@ -123,19 +123,6 @@
           <w:lang w:val="hi_IN" w:bidi="hi_IN"/>
         </w:rPr>
         <w:t>JUD</w:t>
-      </w:r>
-      <w:r>
-        <w:rPr>
-          <w:lang w:val="hi_IN" w:bidi="hi_IN"/>
-        </w:rPr>
-      </w:r>
-    </w:p>
-    <w:p>
-      <w:pPr/>
-      <w:r>
-        <w:rPr>
-          <w:lang w:val="hi_IN" w:bidi="hi_IN"/>
-        </w:rPr>
       </w:r>
       <w:r>
         <w:rPr>

--- a/hin/docx/65.content.docx
+++ b/hin/docx/65.content.docx
@@ -19,7 +19,7 @@
         <w:rPr>
           <w:lang w:val="hi_IN" w:bidi="hi_IN"/>
         </w:rPr>
-        <w:t>Resource: अनुवाद प्रश्न (unfoldingWord)</w:t>
+        <w:t>Resource: unfoldingWord® Translation Questions</w:t>
       </w:r>
       <w:r>
         <w:rPr>
@@ -85,7 +85,7 @@
         <w:rPr>
           <w:lang w:val="hi_IN" w:bidi="hi_IN"/>
         </w:rPr>
-        <w:t>अनुवाद प्रश्न (unfoldingWord)</w:t>
+        <w:t>unfoldingWord® Translation Questions</w:t>
       </w:r>
     </w:p>
     <w:p>
